--- a/Knowledge/3-Work knowledge/1-Software Engineering/1-Fundamentals/5-My Source/2-Data/2-Data Operations/4-Types of Caching/1-Memory Cache (RAM).docx
+++ b/Knowledge/3-Work knowledge/1-Software Engineering/1-Fundamentals/5-My Source/2-Data/2-Data Operations/4-Types of Caching/1-Memory Cache (RAM).docx
@@ -21,7 +21,7 @@
     <w:p>
       <w:r>
         <w:rPr>
-          <w:rFonts w:ascii="Arial" w:eastAsia="Arial" w:hAnsi="Arial" w:cs="Arial"/>
+          <w:rFonts w:ascii="Arial" w:hAnsi="Arial"/>
           <w:b/>
           <w:color w:val="000000"/>
           <w:sz w:val="18"/>
@@ -31,27 +31,25 @@
       </w:r>
       <w:r>
         <w:rPr>
-          <w:rFonts w:ascii="Arial" w:eastAsia="Arial" w:hAnsi="Arial" w:cs="Arial"/>
+          <w:rFonts w:ascii="Arial" w:hAnsi="Arial"/>
           <w:color w:val="000000"/>
           <w:sz w:val="18"/>
           <w:highlight w:val="lightGray"/>
         </w:rPr>
         <w:t xml:space="preserve">: Persons Table -&gt; ID Column: 1, </w:t>
       </w:r>
-      <w:proofErr w:type="spellStart"/>
-      <w:r>
-        <w:rPr>
-          <w:rFonts w:ascii="Arial" w:eastAsia="Arial" w:hAnsi="Arial" w:cs="Arial"/>
+      <w:r>
+        <w:rPr>
+          <w:rFonts w:ascii="Arial" w:hAnsi="Arial"/>
           <w:color w:val="000000"/>
           <w:sz w:val="18"/>
           <w:highlight w:val="lightGray"/>
         </w:rPr>
         <w:t>Name_En</w:t>
       </w:r>
-      <w:proofErr w:type="spellEnd"/>
-      <w:r>
-        <w:rPr>
-          <w:rFonts w:ascii="Arial" w:eastAsia="Arial" w:hAnsi="Arial" w:cs="Arial"/>
+      <w:r>
+        <w:rPr>
+          <w:rFonts w:ascii="Arial" w:hAnsi="Arial"/>
           <w:color w:val="000000"/>
           <w:sz w:val="18"/>
           <w:highlight w:val="lightGray"/>
@@ -60,7 +58,7 @@
       </w:r>
       <w:r>
         <w:rPr>
-          <w:rFonts w:ascii="Arial" w:eastAsia="Arial" w:hAnsi="Arial" w:cs="Arial"/>
+          <w:rFonts w:ascii="Arial" w:hAnsi="Arial"/>
           <w:b/>
           <w:color w:val="000000"/>
           <w:sz w:val="18"/>
@@ -70,54 +68,102 @@
       </w:r>
       <w:r>
         <w:rPr>
-          <w:rFonts w:ascii="Arial" w:eastAsia="Arial" w:hAnsi="Arial" w:cs="Arial"/>
+          <w:rFonts w:ascii="Arial" w:hAnsi="Arial"/>
           <w:color w:val="000000"/>
           <w:sz w:val="18"/>
           <w:highlight w:val="lightGray"/>
         </w:rPr>
         <w:t xml:space="preserve"> [</w:t>
       </w:r>
-      <w:proofErr w:type="spellStart"/>
-      <w:r>
-        <w:rPr>
-          <w:rFonts w:ascii="Arial" w:eastAsia="Arial" w:hAnsi="Arial" w:cs="Arial"/>
-          <w:color w:val="000000"/>
-          <w:sz w:val="18"/>
-          <w:highlight w:val="lightGray"/>
-        </w:rPr>
-        <w:t>Chatgpt</w:t>
-      </w:r>
-      <w:proofErr w:type="spellEnd"/>
-      <w:r>
-        <w:rPr>
-          <w:rFonts w:ascii="Arial" w:eastAsia="Arial" w:hAnsi="Arial" w:cs="Arial"/>
-          <w:color w:val="000000"/>
-          <w:sz w:val="18"/>
-          <w:highlight w:val="lightGray"/>
-        </w:rPr>
-        <w:t xml:space="preserve"> (GPT</w:t>
-      </w:r>
-      <w:r>
-        <w:rPr>
-          <w:rFonts w:ascii="Cambria Math" w:eastAsia="Cambria Math" w:hAnsi="Cambria Math" w:cs="Cambria Math"/>
-          <w:color w:val="000000"/>
-          <w:sz w:val="18"/>
-          <w:highlight w:val="lightGray"/>
-        </w:rPr>
-        <w:t>‑</w:t>
-      </w:r>
-      <w:r>
-        <w:rPr>
-          <w:rFonts w:ascii="Arial" w:eastAsia="Arial" w:hAnsi="Arial" w:cs="Arial"/>
-          <w:color w:val="000000"/>
-          <w:sz w:val="18"/>
-          <w:highlight w:val="lightGray"/>
-        </w:rPr>
-        <w:t xml:space="preserve">5 Mini)] </w:t>
-      </w:r>
-      <w:r>
-        <w:rPr>
-          <w:rFonts w:ascii="Arial" w:eastAsia="Arial" w:hAnsi="Arial" w:cs="Arial"/>
+      <w:r>
+        <w:rPr>
+          <w:rFonts w:ascii="Arial" w:hAnsi="Arial" w:eastAsia="Arial" w:cs="Arial"/>
+          <w:b w:val="0"/>
+          <w:i w:val="0"/>
+          <w:color w:val="000000"/>
+          <w:sz w:val="18"/>
+          <w:highlight w:val="lightGray"/>
+        </w:rPr>
+        <w:t>C</w:t>
+      </w:r>
+      <w:r>
+        <w:rPr>
+          <w:rFonts w:ascii="Arial" w:hAnsi="Arial" w:eastAsia="Arial" w:cs="Arial"/>
+          <w:b w:val="0"/>
+          <w:i w:val="0"/>
+          <w:color w:val="000000"/>
+          <w:sz w:val="18"/>
+          <w:highlight w:val="lightGray"/>
+        </w:rPr>
+        <w:t>h</w:t>
+      </w:r>
+      <w:r>
+        <w:rPr>
+          <w:rFonts w:ascii="Arial" w:hAnsi="Arial" w:eastAsia="Arial" w:cs="Arial"/>
+          <w:b w:val="0"/>
+          <w:i w:val="0"/>
+          <w:color w:val="000000"/>
+          <w:sz w:val="18"/>
+          <w:highlight w:val="lightGray"/>
+        </w:rPr>
+        <w:t>a</w:t>
+      </w:r>
+      <w:r>
+        <w:rPr>
+          <w:rFonts w:ascii="Arial" w:hAnsi="Arial" w:eastAsia="Arial" w:cs="Arial"/>
+          <w:b w:val="0"/>
+          <w:i w:val="0"/>
+          <w:color w:val="000000"/>
+          <w:sz w:val="18"/>
+          <w:highlight w:val="lightGray"/>
+        </w:rPr>
+        <w:t>t</w:t>
+      </w:r>
+      <w:r>
+        <w:rPr>
+          <w:rFonts w:ascii="Arial" w:hAnsi="Arial" w:eastAsia="Arial" w:cs="Arial"/>
+          <w:b w:val="0"/>
+          <w:i w:val="0"/>
+          <w:color w:val="000000"/>
+          <w:sz w:val="18"/>
+          <w:highlight w:val="lightGray"/>
+        </w:rPr>
+        <w:t>G</w:t>
+      </w:r>
+      <w:r>
+        <w:rPr>
+          <w:rFonts w:ascii="Arial" w:hAnsi="Arial" w:eastAsia="Arial" w:cs="Arial"/>
+          <w:b w:val="0"/>
+          <w:i w:val="0"/>
+          <w:color w:val="000000"/>
+          <w:sz w:val="18"/>
+          <w:highlight w:val="lightGray"/>
+        </w:rPr>
+        <w:t>P</w:t>
+      </w:r>
+      <w:r>
+        <w:rPr>
+          <w:rFonts w:ascii="Arial" w:hAnsi="Arial" w:eastAsia="Arial" w:cs="Arial"/>
+          <w:b w:val="0"/>
+          <w:i w:val="0"/>
+          <w:color w:val="000000"/>
+          <w:sz w:val="18"/>
+          <w:highlight w:val="lightGray"/>
+        </w:rPr>
+        <w:t>T</w:t>
+      </w:r>
+      <w:r>
+        <w:rPr>
+          <w:rFonts w:ascii="Arial" w:hAnsi="Arial"/>
+          <w:color w:val="000000"/>
+          <w:sz w:val="18"/>
+          <w:highlight w:val="lightGray"/>
+        </w:rPr>
+        <w:t xml:space="preserve">] </w:t>
+      </w:r>
+      <w:r>
+        <w:rPr>
+          <w:rFonts w:ascii="Arial" w:hAnsi="Arial"/>
           <w:b/>
           <w:color w:val="000000"/>
           <w:sz w:val="18"/>
@@ -127,7 +173,7 @@
       </w:r>
       <w:r>
         <w:rPr>
-          <w:rFonts w:ascii="Arial" w:eastAsia="Arial" w:hAnsi="Arial" w:cs="Arial"/>
+          <w:rFonts w:ascii="Arial" w:hAnsi="Arial"/>
           <w:color w:val="000000"/>
           <w:sz w:val="18"/>
           <w:highlight w:val="lightGray"/>
@@ -215,7 +261,7 @@
     <w:p>
       <w:r>
         <w:rPr>
-          <w:rFonts w:ascii="Arial" w:eastAsia="Arial" w:hAnsi="Arial" w:cs="Arial"/>
+          <w:rFonts w:ascii="Arial" w:hAnsi="Arial"/>
           <w:b/>
           <w:color w:val="000000"/>
           <w:sz w:val="18"/>
@@ -225,27 +271,25 @@
       </w:r>
       <w:r>
         <w:rPr>
-          <w:rFonts w:ascii="Arial" w:eastAsia="Arial" w:hAnsi="Arial" w:cs="Arial"/>
+          <w:rFonts w:ascii="Arial" w:hAnsi="Arial"/>
           <w:color w:val="000000"/>
           <w:sz w:val="18"/>
           <w:highlight w:val="lightGray"/>
         </w:rPr>
         <w:t xml:space="preserve">: Persons Table -&gt; ID Column: 1, </w:t>
       </w:r>
-      <w:proofErr w:type="spellStart"/>
-      <w:r>
-        <w:rPr>
-          <w:rFonts w:ascii="Arial" w:eastAsia="Arial" w:hAnsi="Arial" w:cs="Arial"/>
+      <w:r>
+        <w:rPr>
+          <w:rFonts w:ascii="Arial" w:hAnsi="Arial"/>
           <w:color w:val="000000"/>
           <w:sz w:val="18"/>
           <w:highlight w:val="lightGray"/>
         </w:rPr>
         <w:t>Name_En</w:t>
       </w:r>
-      <w:proofErr w:type="spellEnd"/>
-      <w:r>
-        <w:rPr>
-          <w:rFonts w:ascii="Arial" w:eastAsia="Arial" w:hAnsi="Arial" w:cs="Arial"/>
+      <w:r>
+        <w:rPr>
+          <w:rFonts w:ascii="Arial" w:hAnsi="Arial"/>
           <w:color w:val="000000"/>
           <w:sz w:val="18"/>
           <w:highlight w:val="lightGray"/>
@@ -254,7 +298,7 @@
       </w:r>
       <w:r>
         <w:rPr>
-          <w:rFonts w:ascii="Arial" w:eastAsia="Arial" w:hAnsi="Arial" w:cs="Arial"/>
+          <w:rFonts w:ascii="Arial" w:hAnsi="Arial"/>
           <w:b/>
           <w:color w:val="000000"/>
           <w:sz w:val="18"/>
@@ -264,54 +308,102 @@
       </w:r>
       <w:r>
         <w:rPr>
-          <w:rFonts w:ascii="Arial" w:eastAsia="Arial" w:hAnsi="Arial" w:cs="Arial"/>
+          <w:rFonts w:ascii="Arial" w:hAnsi="Arial"/>
           <w:color w:val="000000"/>
           <w:sz w:val="18"/>
           <w:highlight w:val="lightGray"/>
         </w:rPr>
         <w:t xml:space="preserve"> [</w:t>
       </w:r>
-      <w:proofErr w:type="spellStart"/>
-      <w:r>
-        <w:rPr>
-          <w:rFonts w:ascii="Arial" w:eastAsia="Arial" w:hAnsi="Arial" w:cs="Arial"/>
-          <w:color w:val="000000"/>
-          <w:sz w:val="18"/>
-          <w:highlight w:val="lightGray"/>
-        </w:rPr>
-        <w:t>Chatgpt</w:t>
-      </w:r>
-      <w:proofErr w:type="spellEnd"/>
-      <w:r>
-        <w:rPr>
-          <w:rFonts w:ascii="Arial" w:eastAsia="Arial" w:hAnsi="Arial" w:cs="Arial"/>
-          <w:color w:val="000000"/>
-          <w:sz w:val="18"/>
-          <w:highlight w:val="lightGray"/>
-        </w:rPr>
-        <w:t xml:space="preserve"> (GPT</w:t>
-      </w:r>
-      <w:r>
-        <w:rPr>
-          <w:rFonts w:ascii="Cambria Math" w:eastAsia="Cambria Math" w:hAnsi="Cambria Math" w:cs="Cambria Math"/>
-          <w:color w:val="000000"/>
-          <w:sz w:val="18"/>
-          <w:highlight w:val="lightGray"/>
-        </w:rPr>
-        <w:t>‑</w:t>
-      </w:r>
-      <w:r>
-        <w:rPr>
-          <w:rFonts w:ascii="Arial" w:eastAsia="Arial" w:hAnsi="Arial" w:cs="Arial"/>
-          <w:color w:val="000000"/>
-          <w:sz w:val="18"/>
-          <w:highlight w:val="lightGray"/>
-        </w:rPr>
-        <w:t xml:space="preserve">5 Mini)] </w:t>
-      </w:r>
-      <w:r>
-        <w:rPr>
-          <w:rFonts w:ascii="Arial" w:eastAsia="Arial" w:hAnsi="Arial" w:cs="Arial"/>
+      <w:r>
+        <w:rPr>
+          <w:rFonts w:ascii="Arial" w:hAnsi="Arial" w:eastAsia="Arial" w:cs="Arial"/>
+          <w:b w:val="0"/>
+          <w:i w:val="0"/>
+          <w:color w:val="000000"/>
+          <w:sz w:val="18"/>
+          <w:highlight w:val="lightGray"/>
+        </w:rPr>
+        <w:t>C</w:t>
+      </w:r>
+      <w:r>
+        <w:rPr>
+          <w:rFonts w:ascii="Arial" w:hAnsi="Arial" w:eastAsia="Arial" w:cs="Arial"/>
+          <w:b w:val="0"/>
+          <w:i w:val="0"/>
+          <w:color w:val="000000"/>
+          <w:sz w:val="18"/>
+          <w:highlight w:val="lightGray"/>
+        </w:rPr>
+        <w:t>h</w:t>
+      </w:r>
+      <w:r>
+        <w:rPr>
+          <w:rFonts w:ascii="Arial" w:hAnsi="Arial" w:eastAsia="Arial" w:cs="Arial"/>
+          <w:b w:val="0"/>
+          <w:i w:val="0"/>
+          <w:color w:val="000000"/>
+          <w:sz w:val="18"/>
+          <w:highlight w:val="lightGray"/>
+        </w:rPr>
+        <w:t>a</w:t>
+      </w:r>
+      <w:r>
+        <w:rPr>
+          <w:rFonts w:ascii="Arial" w:hAnsi="Arial" w:eastAsia="Arial" w:cs="Arial"/>
+          <w:b w:val="0"/>
+          <w:i w:val="0"/>
+          <w:color w:val="000000"/>
+          <w:sz w:val="18"/>
+          <w:highlight w:val="lightGray"/>
+        </w:rPr>
+        <w:t>t</w:t>
+      </w:r>
+      <w:r>
+        <w:rPr>
+          <w:rFonts w:ascii="Arial" w:hAnsi="Arial" w:eastAsia="Arial" w:cs="Arial"/>
+          <w:b w:val="0"/>
+          <w:i w:val="0"/>
+          <w:color w:val="000000"/>
+          <w:sz w:val="18"/>
+          <w:highlight w:val="lightGray"/>
+        </w:rPr>
+        <w:t>G</w:t>
+      </w:r>
+      <w:r>
+        <w:rPr>
+          <w:rFonts w:ascii="Arial" w:hAnsi="Arial" w:eastAsia="Arial" w:cs="Arial"/>
+          <w:b w:val="0"/>
+          <w:i w:val="0"/>
+          <w:color w:val="000000"/>
+          <w:sz w:val="18"/>
+          <w:highlight w:val="lightGray"/>
+        </w:rPr>
+        <w:t>P</w:t>
+      </w:r>
+      <w:r>
+        <w:rPr>
+          <w:rFonts w:ascii="Arial" w:hAnsi="Arial" w:eastAsia="Arial" w:cs="Arial"/>
+          <w:b w:val="0"/>
+          <w:i w:val="0"/>
+          <w:color w:val="000000"/>
+          <w:sz w:val="18"/>
+          <w:highlight w:val="lightGray"/>
+        </w:rPr>
+        <w:t>T</w:t>
+      </w:r>
+      <w:r>
+        <w:rPr>
+          <w:rFonts w:ascii="Arial" w:hAnsi="Arial"/>
+          <w:color w:val="000000"/>
+          <w:sz w:val="18"/>
+          <w:highlight w:val="lightGray"/>
+        </w:rPr>
+        <w:t xml:space="preserve">] </w:t>
+      </w:r>
+      <w:r>
+        <w:rPr>
+          <w:rFonts w:ascii="Arial" w:hAnsi="Arial"/>
           <w:b/>
           <w:color w:val="000000"/>
           <w:sz w:val="18"/>
@@ -321,7 +413,7 @@
       </w:r>
       <w:r>
         <w:rPr>
-          <w:rFonts w:ascii="Arial" w:eastAsia="Arial" w:hAnsi="Arial" w:cs="Arial"/>
+          <w:rFonts w:ascii="Arial" w:hAnsi="Arial"/>
           <w:color w:val="000000"/>
           <w:sz w:val="18"/>
           <w:highlight w:val="lightGray"/>
@@ -368,7 +460,7 @@
     <w:p>
       <w:r>
         <w:rPr>
-          <w:rFonts w:ascii="Arial" w:eastAsia="Arial" w:hAnsi="Arial" w:cs="Arial"/>
+          <w:rFonts w:ascii="Arial" w:hAnsi="Arial"/>
           <w:b/>
           <w:color w:val="000000"/>
           <w:sz w:val="18"/>
@@ -378,27 +470,25 @@
       </w:r>
       <w:r>
         <w:rPr>
-          <w:rFonts w:ascii="Arial" w:eastAsia="Arial" w:hAnsi="Arial" w:cs="Arial"/>
+          <w:rFonts w:ascii="Arial" w:hAnsi="Arial"/>
           <w:color w:val="000000"/>
           <w:sz w:val="18"/>
           <w:highlight w:val="lightGray"/>
         </w:rPr>
         <w:t xml:space="preserve">: Persons Table -&gt; ID Column: 1, </w:t>
       </w:r>
-      <w:proofErr w:type="spellStart"/>
-      <w:r>
-        <w:rPr>
-          <w:rFonts w:ascii="Arial" w:eastAsia="Arial" w:hAnsi="Arial" w:cs="Arial"/>
+      <w:r>
+        <w:rPr>
+          <w:rFonts w:ascii="Arial" w:hAnsi="Arial"/>
           <w:color w:val="000000"/>
           <w:sz w:val="18"/>
           <w:highlight w:val="lightGray"/>
         </w:rPr>
         <w:t>Name_En</w:t>
       </w:r>
-      <w:proofErr w:type="spellEnd"/>
-      <w:r>
-        <w:rPr>
-          <w:rFonts w:ascii="Arial" w:eastAsia="Arial" w:hAnsi="Arial" w:cs="Arial"/>
+      <w:r>
+        <w:rPr>
+          <w:rFonts w:ascii="Arial" w:hAnsi="Arial"/>
           <w:color w:val="000000"/>
           <w:sz w:val="18"/>
           <w:highlight w:val="lightGray"/>
@@ -407,7 +497,7 @@
       </w:r>
       <w:r>
         <w:rPr>
-          <w:rFonts w:ascii="Arial" w:eastAsia="Arial" w:hAnsi="Arial" w:cs="Arial"/>
+          <w:rFonts w:ascii="Arial" w:hAnsi="Arial"/>
           <w:b/>
           <w:color w:val="000000"/>
           <w:sz w:val="18"/>
@@ -417,54 +507,102 @@
       </w:r>
       <w:r>
         <w:rPr>
-          <w:rFonts w:ascii="Arial" w:eastAsia="Arial" w:hAnsi="Arial" w:cs="Arial"/>
+          <w:rFonts w:ascii="Arial" w:hAnsi="Arial"/>
           <w:color w:val="000000"/>
           <w:sz w:val="18"/>
           <w:highlight w:val="lightGray"/>
         </w:rPr>
         <w:t xml:space="preserve"> [</w:t>
       </w:r>
-      <w:proofErr w:type="spellStart"/>
-      <w:r>
-        <w:rPr>
-          <w:rFonts w:ascii="Arial" w:eastAsia="Arial" w:hAnsi="Arial" w:cs="Arial"/>
-          <w:color w:val="000000"/>
-          <w:sz w:val="18"/>
-          <w:highlight w:val="lightGray"/>
-        </w:rPr>
-        <w:t>Chatgpt</w:t>
-      </w:r>
-      <w:proofErr w:type="spellEnd"/>
-      <w:r>
-        <w:rPr>
-          <w:rFonts w:ascii="Arial" w:eastAsia="Arial" w:hAnsi="Arial" w:cs="Arial"/>
-          <w:color w:val="000000"/>
-          <w:sz w:val="18"/>
-          <w:highlight w:val="lightGray"/>
-        </w:rPr>
-        <w:t xml:space="preserve"> (GPT</w:t>
-      </w:r>
-      <w:r>
-        <w:rPr>
-          <w:rFonts w:ascii="Cambria Math" w:eastAsia="Cambria Math" w:hAnsi="Cambria Math" w:cs="Cambria Math"/>
-          <w:color w:val="000000"/>
-          <w:sz w:val="18"/>
-          <w:highlight w:val="lightGray"/>
-        </w:rPr>
-        <w:t>‑</w:t>
-      </w:r>
-      <w:r>
-        <w:rPr>
-          <w:rFonts w:ascii="Arial" w:eastAsia="Arial" w:hAnsi="Arial" w:cs="Arial"/>
-          <w:color w:val="000000"/>
-          <w:sz w:val="18"/>
-          <w:highlight w:val="lightGray"/>
-        </w:rPr>
-        <w:t xml:space="preserve">5 Mini)] </w:t>
-      </w:r>
-      <w:r>
-        <w:rPr>
-          <w:rFonts w:ascii="Arial" w:eastAsia="Arial" w:hAnsi="Arial" w:cs="Arial"/>
+      <w:r>
+        <w:rPr>
+          <w:rFonts w:ascii="Arial" w:hAnsi="Arial" w:eastAsia="Arial" w:cs="Arial"/>
+          <w:b w:val="0"/>
+          <w:i w:val="0"/>
+          <w:color w:val="000000"/>
+          <w:sz w:val="18"/>
+          <w:highlight w:val="lightGray"/>
+        </w:rPr>
+        <w:t>C</w:t>
+      </w:r>
+      <w:r>
+        <w:rPr>
+          <w:rFonts w:ascii="Arial" w:hAnsi="Arial" w:eastAsia="Arial" w:cs="Arial"/>
+          <w:b w:val="0"/>
+          <w:i w:val="0"/>
+          <w:color w:val="000000"/>
+          <w:sz w:val="18"/>
+          <w:highlight w:val="lightGray"/>
+        </w:rPr>
+        <w:t>h</w:t>
+      </w:r>
+      <w:r>
+        <w:rPr>
+          <w:rFonts w:ascii="Arial" w:hAnsi="Arial" w:eastAsia="Arial" w:cs="Arial"/>
+          <w:b w:val="0"/>
+          <w:i w:val="0"/>
+          <w:color w:val="000000"/>
+          <w:sz w:val="18"/>
+          <w:highlight w:val="lightGray"/>
+        </w:rPr>
+        <w:t>a</w:t>
+      </w:r>
+      <w:r>
+        <w:rPr>
+          <w:rFonts w:ascii="Arial" w:hAnsi="Arial" w:eastAsia="Arial" w:cs="Arial"/>
+          <w:b w:val="0"/>
+          <w:i w:val="0"/>
+          <w:color w:val="000000"/>
+          <w:sz w:val="18"/>
+          <w:highlight w:val="lightGray"/>
+        </w:rPr>
+        <w:t>t</w:t>
+      </w:r>
+      <w:r>
+        <w:rPr>
+          <w:rFonts w:ascii="Arial" w:hAnsi="Arial" w:eastAsia="Arial" w:cs="Arial"/>
+          <w:b w:val="0"/>
+          <w:i w:val="0"/>
+          <w:color w:val="000000"/>
+          <w:sz w:val="18"/>
+          <w:highlight w:val="lightGray"/>
+        </w:rPr>
+        <w:t>G</w:t>
+      </w:r>
+      <w:r>
+        <w:rPr>
+          <w:rFonts w:ascii="Arial" w:hAnsi="Arial" w:eastAsia="Arial" w:cs="Arial"/>
+          <w:b w:val="0"/>
+          <w:i w:val="0"/>
+          <w:color w:val="000000"/>
+          <w:sz w:val="18"/>
+          <w:highlight w:val="lightGray"/>
+        </w:rPr>
+        <w:t>P</w:t>
+      </w:r>
+      <w:r>
+        <w:rPr>
+          <w:rFonts w:ascii="Arial" w:hAnsi="Arial" w:eastAsia="Arial" w:cs="Arial"/>
+          <w:b w:val="0"/>
+          <w:i w:val="0"/>
+          <w:color w:val="000000"/>
+          <w:sz w:val="18"/>
+          <w:highlight w:val="lightGray"/>
+        </w:rPr>
+        <w:t>T</w:t>
+      </w:r>
+      <w:r>
+        <w:rPr>
+          <w:rFonts w:ascii="Arial" w:hAnsi="Arial"/>
+          <w:color w:val="000000"/>
+          <w:sz w:val="18"/>
+          <w:highlight w:val="lightGray"/>
+        </w:rPr>
+        <w:t xml:space="preserve">] </w:t>
+      </w:r>
+      <w:r>
+        <w:rPr>
+          <w:rFonts w:ascii="Arial" w:hAnsi="Arial"/>
           <w:b/>
           <w:color w:val="000000"/>
           <w:sz w:val="18"/>
@@ -474,7 +612,7 @@
       </w:r>
       <w:r>
         <w:rPr>
-          <w:rFonts w:ascii="Arial" w:eastAsia="Arial" w:hAnsi="Arial" w:cs="Arial"/>
+          <w:rFonts w:ascii="Arial" w:hAnsi="Arial"/>
           <w:color w:val="000000"/>
           <w:sz w:val="18"/>
           <w:highlight w:val="lightGray"/>
@@ -617,7 +755,7 @@
     <w:p>
       <w:r>
         <w:rPr>
-          <w:rFonts w:ascii="Arial" w:eastAsia="Arial" w:hAnsi="Arial" w:cs="Arial"/>
+          <w:rFonts w:ascii="Arial" w:hAnsi="Arial"/>
           <w:b/>
           <w:color w:val="000000"/>
           <w:sz w:val="18"/>
@@ -627,27 +765,25 @@
       </w:r>
       <w:r>
         <w:rPr>
-          <w:rFonts w:ascii="Arial" w:eastAsia="Arial" w:hAnsi="Arial" w:cs="Arial"/>
+          <w:rFonts w:ascii="Arial" w:hAnsi="Arial"/>
           <w:color w:val="000000"/>
           <w:sz w:val="18"/>
           <w:highlight w:val="lightGray"/>
         </w:rPr>
         <w:t xml:space="preserve">: Persons Table -&gt; ID Column: 1, </w:t>
       </w:r>
-      <w:proofErr w:type="spellStart"/>
-      <w:r>
-        <w:rPr>
-          <w:rFonts w:ascii="Arial" w:eastAsia="Arial" w:hAnsi="Arial" w:cs="Arial"/>
+      <w:r>
+        <w:rPr>
+          <w:rFonts w:ascii="Arial" w:hAnsi="Arial"/>
           <w:color w:val="000000"/>
           <w:sz w:val="18"/>
           <w:highlight w:val="lightGray"/>
         </w:rPr>
         <w:t>Name_En</w:t>
       </w:r>
-      <w:proofErr w:type="spellEnd"/>
-      <w:r>
-        <w:rPr>
-          <w:rFonts w:ascii="Arial" w:eastAsia="Arial" w:hAnsi="Arial" w:cs="Arial"/>
+      <w:r>
+        <w:rPr>
+          <w:rFonts w:ascii="Arial" w:hAnsi="Arial"/>
           <w:color w:val="000000"/>
           <w:sz w:val="18"/>
           <w:highlight w:val="lightGray"/>
@@ -656,7 +792,7 @@
       </w:r>
       <w:r>
         <w:rPr>
-          <w:rFonts w:ascii="Arial" w:eastAsia="Arial" w:hAnsi="Arial" w:cs="Arial"/>
+          <w:rFonts w:ascii="Arial" w:hAnsi="Arial"/>
           <w:b/>
           <w:color w:val="000000"/>
           <w:sz w:val="18"/>
@@ -666,54 +802,102 @@
       </w:r>
       <w:r>
         <w:rPr>
-          <w:rFonts w:ascii="Arial" w:eastAsia="Arial" w:hAnsi="Arial" w:cs="Arial"/>
+          <w:rFonts w:ascii="Arial" w:hAnsi="Arial"/>
           <w:color w:val="000000"/>
           <w:sz w:val="18"/>
           <w:highlight w:val="lightGray"/>
         </w:rPr>
         <w:t xml:space="preserve"> [</w:t>
       </w:r>
-      <w:proofErr w:type="spellStart"/>
-      <w:r>
-        <w:rPr>
-          <w:rFonts w:ascii="Arial" w:eastAsia="Arial" w:hAnsi="Arial" w:cs="Arial"/>
-          <w:color w:val="000000"/>
-          <w:sz w:val="18"/>
-          <w:highlight w:val="lightGray"/>
-        </w:rPr>
-        <w:t>Chatgpt</w:t>
-      </w:r>
-      <w:proofErr w:type="spellEnd"/>
-      <w:r>
-        <w:rPr>
-          <w:rFonts w:ascii="Arial" w:eastAsia="Arial" w:hAnsi="Arial" w:cs="Arial"/>
-          <w:color w:val="000000"/>
-          <w:sz w:val="18"/>
-          <w:highlight w:val="lightGray"/>
-        </w:rPr>
-        <w:t xml:space="preserve"> (GPT</w:t>
-      </w:r>
-      <w:r>
-        <w:rPr>
-          <w:rFonts w:ascii="Cambria Math" w:eastAsia="Cambria Math" w:hAnsi="Cambria Math" w:cs="Cambria Math"/>
-          <w:color w:val="000000"/>
-          <w:sz w:val="18"/>
-          <w:highlight w:val="lightGray"/>
-        </w:rPr>
-        <w:t>‑</w:t>
-      </w:r>
-      <w:r>
-        <w:rPr>
-          <w:rFonts w:ascii="Arial" w:eastAsia="Arial" w:hAnsi="Arial" w:cs="Arial"/>
-          <w:color w:val="000000"/>
-          <w:sz w:val="18"/>
-          <w:highlight w:val="lightGray"/>
-        </w:rPr>
-        <w:t xml:space="preserve">5 Mini)] </w:t>
-      </w:r>
-      <w:r>
-        <w:rPr>
-          <w:rFonts w:ascii="Arial" w:eastAsia="Arial" w:hAnsi="Arial" w:cs="Arial"/>
+      <w:r>
+        <w:rPr>
+          <w:rFonts w:ascii="Arial" w:hAnsi="Arial" w:eastAsia="Arial" w:cs="Arial"/>
+          <w:b w:val="0"/>
+          <w:i w:val="0"/>
+          <w:color w:val="000000"/>
+          <w:sz w:val="18"/>
+          <w:highlight w:val="lightGray"/>
+        </w:rPr>
+        <w:t>C</w:t>
+      </w:r>
+      <w:r>
+        <w:rPr>
+          <w:rFonts w:ascii="Arial" w:hAnsi="Arial" w:eastAsia="Arial" w:cs="Arial"/>
+          <w:b w:val="0"/>
+          <w:i w:val="0"/>
+          <w:color w:val="000000"/>
+          <w:sz w:val="18"/>
+          <w:highlight w:val="lightGray"/>
+        </w:rPr>
+        <w:t>h</w:t>
+      </w:r>
+      <w:r>
+        <w:rPr>
+          <w:rFonts w:ascii="Arial" w:hAnsi="Arial" w:eastAsia="Arial" w:cs="Arial"/>
+          <w:b w:val="0"/>
+          <w:i w:val="0"/>
+          <w:color w:val="000000"/>
+          <w:sz w:val="18"/>
+          <w:highlight w:val="lightGray"/>
+        </w:rPr>
+        <w:t>a</w:t>
+      </w:r>
+      <w:r>
+        <w:rPr>
+          <w:rFonts w:ascii="Arial" w:hAnsi="Arial" w:eastAsia="Arial" w:cs="Arial"/>
+          <w:b w:val="0"/>
+          <w:i w:val="0"/>
+          <w:color w:val="000000"/>
+          <w:sz w:val="18"/>
+          <w:highlight w:val="lightGray"/>
+        </w:rPr>
+        <w:t>t</w:t>
+      </w:r>
+      <w:r>
+        <w:rPr>
+          <w:rFonts w:ascii="Arial" w:hAnsi="Arial" w:eastAsia="Arial" w:cs="Arial"/>
+          <w:b w:val="0"/>
+          <w:i w:val="0"/>
+          <w:color w:val="000000"/>
+          <w:sz w:val="18"/>
+          <w:highlight w:val="lightGray"/>
+        </w:rPr>
+        <w:t>G</w:t>
+      </w:r>
+      <w:r>
+        <w:rPr>
+          <w:rFonts w:ascii="Arial" w:hAnsi="Arial" w:eastAsia="Arial" w:cs="Arial"/>
+          <w:b w:val="0"/>
+          <w:i w:val="0"/>
+          <w:color w:val="000000"/>
+          <w:sz w:val="18"/>
+          <w:highlight w:val="lightGray"/>
+        </w:rPr>
+        <w:t>P</w:t>
+      </w:r>
+      <w:r>
+        <w:rPr>
+          <w:rFonts w:ascii="Arial" w:hAnsi="Arial" w:eastAsia="Arial" w:cs="Arial"/>
+          <w:b w:val="0"/>
+          <w:i w:val="0"/>
+          <w:color w:val="000000"/>
+          <w:sz w:val="18"/>
+          <w:highlight w:val="lightGray"/>
+        </w:rPr>
+        <w:t>T</w:t>
+      </w:r>
+      <w:r>
+        <w:rPr>
+          <w:rFonts w:ascii="Arial" w:hAnsi="Arial"/>
+          <w:color w:val="000000"/>
+          <w:sz w:val="18"/>
+          <w:highlight w:val="lightGray"/>
+        </w:rPr>
+        <w:t xml:space="preserve">] </w:t>
+      </w:r>
+      <w:r>
+        <w:rPr>
+          <w:rFonts w:ascii="Arial" w:hAnsi="Arial"/>
           <w:b/>
           <w:color w:val="000000"/>
           <w:sz w:val="18"/>
@@ -723,7 +907,7 @@
       </w:r>
       <w:r>
         <w:rPr>
-          <w:rFonts w:ascii="Arial" w:eastAsia="Arial" w:hAnsi="Arial" w:cs="Arial"/>
+          <w:rFonts w:ascii="Arial" w:hAnsi="Arial"/>
           <w:color w:val="000000"/>
           <w:sz w:val="18"/>
           <w:highlight w:val="lightGray"/>
@@ -880,7 +1064,7 @@
     <w:p>
       <w:r>
         <w:rPr>
-          <w:rFonts w:ascii="Arial" w:eastAsia="Arial" w:hAnsi="Arial" w:cs="Arial"/>
+          <w:rFonts w:ascii="Arial" w:hAnsi="Arial"/>
           <w:b/>
           <w:color w:val="000000"/>
           <w:sz w:val="18"/>
@@ -890,27 +1074,25 @@
       </w:r>
       <w:r>
         <w:rPr>
-          <w:rFonts w:ascii="Arial" w:eastAsia="Arial" w:hAnsi="Arial" w:cs="Arial"/>
+          <w:rFonts w:ascii="Arial" w:hAnsi="Arial"/>
           <w:color w:val="000000"/>
           <w:sz w:val="18"/>
           <w:highlight w:val="lightGray"/>
         </w:rPr>
         <w:t xml:space="preserve">: Persons Table -&gt; ID Column: 1, </w:t>
       </w:r>
-      <w:proofErr w:type="spellStart"/>
-      <w:r>
-        <w:rPr>
-          <w:rFonts w:ascii="Arial" w:eastAsia="Arial" w:hAnsi="Arial" w:cs="Arial"/>
+      <w:r>
+        <w:rPr>
+          <w:rFonts w:ascii="Arial" w:hAnsi="Arial"/>
           <w:color w:val="000000"/>
           <w:sz w:val="18"/>
           <w:highlight w:val="lightGray"/>
         </w:rPr>
         <w:t>Name_En</w:t>
       </w:r>
-      <w:proofErr w:type="spellEnd"/>
-      <w:r>
-        <w:rPr>
-          <w:rFonts w:ascii="Arial" w:eastAsia="Arial" w:hAnsi="Arial" w:cs="Arial"/>
+      <w:r>
+        <w:rPr>
+          <w:rFonts w:ascii="Arial" w:hAnsi="Arial"/>
           <w:color w:val="000000"/>
           <w:sz w:val="18"/>
           <w:highlight w:val="lightGray"/>
@@ -919,7 +1101,7 @@
       </w:r>
       <w:r>
         <w:rPr>
-          <w:rFonts w:ascii="Arial" w:eastAsia="Arial" w:hAnsi="Arial" w:cs="Arial"/>
+          <w:rFonts w:ascii="Arial" w:hAnsi="Arial"/>
           <w:b/>
           <w:color w:val="000000"/>
           <w:sz w:val="18"/>
@@ -929,54 +1111,102 @@
       </w:r>
       <w:r>
         <w:rPr>
-          <w:rFonts w:ascii="Arial" w:eastAsia="Arial" w:hAnsi="Arial" w:cs="Arial"/>
+          <w:rFonts w:ascii="Arial" w:hAnsi="Arial"/>
           <w:color w:val="000000"/>
           <w:sz w:val="18"/>
           <w:highlight w:val="lightGray"/>
         </w:rPr>
         <w:t xml:space="preserve"> [</w:t>
       </w:r>
-      <w:proofErr w:type="spellStart"/>
-      <w:r>
-        <w:rPr>
-          <w:rFonts w:ascii="Arial" w:eastAsia="Arial" w:hAnsi="Arial" w:cs="Arial"/>
-          <w:color w:val="000000"/>
-          <w:sz w:val="18"/>
-          <w:highlight w:val="lightGray"/>
-        </w:rPr>
-        <w:t>Chatgpt</w:t>
-      </w:r>
-      <w:proofErr w:type="spellEnd"/>
-      <w:r>
-        <w:rPr>
-          <w:rFonts w:ascii="Arial" w:eastAsia="Arial" w:hAnsi="Arial" w:cs="Arial"/>
-          <w:color w:val="000000"/>
-          <w:sz w:val="18"/>
-          <w:highlight w:val="lightGray"/>
-        </w:rPr>
-        <w:t xml:space="preserve"> (GPT</w:t>
-      </w:r>
-      <w:r>
-        <w:rPr>
-          <w:rFonts w:ascii="Cambria Math" w:eastAsia="Cambria Math" w:hAnsi="Cambria Math" w:cs="Cambria Math"/>
-          <w:color w:val="000000"/>
-          <w:sz w:val="18"/>
-          <w:highlight w:val="lightGray"/>
-        </w:rPr>
-        <w:t>‑</w:t>
-      </w:r>
-      <w:r>
-        <w:rPr>
-          <w:rFonts w:ascii="Arial" w:eastAsia="Arial" w:hAnsi="Arial" w:cs="Arial"/>
-          <w:color w:val="000000"/>
-          <w:sz w:val="18"/>
-          <w:highlight w:val="lightGray"/>
-        </w:rPr>
-        <w:t xml:space="preserve">5 Mini)] </w:t>
-      </w:r>
-      <w:r>
-        <w:rPr>
-          <w:rFonts w:ascii="Arial" w:eastAsia="Arial" w:hAnsi="Arial" w:cs="Arial"/>
+      <w:r>
+        <w:rPr>
+          <w:rFonts w:ascii="Arial" w:hAnsi="Arial" w:eastAsia="Arial" w:cs="Arial"/>
+          <w:b w:val="0"/>
+          <w:i w:val="0"/>
+          <w:color w:val="000000"/>
+          <w:sz w:val="18"/>
+          <w:highlight w:val="lightGray"/>
+        </w:rPr>
+        <w:t>C</w:t>
+      </w:r>
+      <w:r>
+        <w:rPr>
+          <w:rFonts w:ascii="Arial" w:hAnsi="Arial" w:eastAsia="Arial" w:cs="Arial"/>
+          <w:b w:val="0"/>
+          <w:i w:val="0"/>
+          <w:color w:val="000000"/>
+          <w:sz w:val="18"/>
+          <w:highlight w:val="lightGray"/>
+        </w:rPr>
+        <w:t>h</w:t>
+      </w:r>
+      <w:r>
+        <w:rPr>
+          <w:rFonts w:ascii="Arial" w:hAnsi="Arial" w:eastAsia="Arial" w:cs="Arial"/>
+          <w:b w:val="0"/>
+          <w:i w:val="0"/>
+          <w:color w:val="000000"/>
+          <w:sz w:val="18"/>
+          <w:highlight w:val="lightGray"/>
+        </w:rPr>
+        <w:t>a</w:t>
+      </w:r>
+      <w:r>
+        <w:rPr>
+          <w:rFonts w:ascii="Arial" w:hAnsi="Arial" w:eastAsia="Arial" w:cs="Arial"/>
+          <w:b w:val="0"/>
+          <w:i w:val="0"/>
+          <w:color w:val="000000"/>
+          <w:sz w:val="18"/>
+          <w:highlight w:val="lightGray"/>
+        </w:rPr>
+        <w:t>t</w:t>
+      </w:r>
+      <w:r>
+        <w:rPr>
+          <w:rFonts w:ascii="Arial" w:hAnsi="Arial" w:eastAsia="Arial" w:cs="Arial"/>
+          <w:b w:val="0"/>
+          <w:i w:val="0"/>
+          <w:color w:val="000000"/>
+          <w:sz w:val="18"/>
+          <w:highlight w:val="lightGray"/>
+        </w:rPr>
+        <w:t>G</w:t>
+      </w:r>
+      <w:r>
+        <w:rPr>
+          <w:rFonts w:ascii="Arial" w:hAnsi="Arial" w:eastAsia="Arial" w:cs="Arial"/>
+          <w:b w:val="0"/>
+          <w:i w:val="0"/>
+          <w:color w:val="000000"/>
+          <w:sz w:val="18"/>
+          <w:highlight w:val="lightGray"/>
+        </w:rPr>
+        <w:t>P</w:t>
+      </w:r>
+      <w:r>
+        <w:rPr>
+          <w:rFonts w:ascii="Arial" w:hAnsi="Arial" w:eastAsia="Arial" w:cs="Arial"/>
+          <w:b w:val="0"/>
+          <w:i w:val="0"/>
+          <w:color w:val="000000"/>
+          <w:sz w:val="18"/>
+          <w:highlight w:val="lightGray"/>
+        </w:rPr>
+        <w:t>T</w:t>
+      </w:r>
+      <w:r>
+        <w:rPr>
+          <w:rFonts w:ascii="Arial" w:hAnsi="Arial"/>
+          <w:color w:val="000000"/>
+          <w:sz w:val="18"/>
+          <w:highlight w:val="lightGray"/>
+        </w:rPr>
+        <w:t xml:space="preserve">] </w:t>
+      </w:r>
+      <w:r>
+        <w:rPr>
+          <w:rFonts w:ascii="Arial" w:hAnsi="Arial"/>
           <w:b/>
           <w:color w:val="000000"/>
           <w:sz w:val="18"/>
@@ -986,7 +1216,7 @@
       </w:r>
       <w:r>
         <w:rPr>
-          <w:rFonts w:ascii="Arial" w:eastAsia="Arial" w:hAnsi="Arial" w:cs="Arial"/>
+          <w:rFonts w:ascii="Arial" w:hAnsi="Arial"/>
           <w:color w:val="000000"/>
           <w:sz w:val="18"/>
           <w:highlight w:val="lightGray"/>
@@ -1223,7 +1453,7 @@
     <w:p>
       <w:r>
         <w:rPr>
-          <w:rFonts w:ascii="Arial" w:eastAsia="Arial" w:hAnsi="Arial" w:cs="Arial"/>
+          <w:rFonts w:ascii="Arial" w:hAnsi="Arial"/>
           <w:b/>
           <w:color w:val="000000"/>
           <w:sz w:val="18"/>
@@ -1233,27 +1463,25 @@
       </w:r>
       <w:r>
         <w:rPr>
-          <w:rFonts w:ascii="Arial" w:eastAsia="Arial" w:hAnsi="Arial" w:cs="Arial"/>
+          <w:rFonts w:ascii="Arial" w:hAnsi="Arial"/>
           <w:color w:val="000000"/>
           <w:sz w:val="18"/>
           <w:highlight w:val="lightGray"/>
         </w:rPr>
         <w:t xml:space="preserve">: Persons Table -&gt; ID Column: 1, </w:t>
       </w:r>
-      <w:proofErr w:type="spellStart"/>
-      <w:r>
-        <w:rPr>
-          <w:rFonts w:ascii="Arial" w:eastAsia="Arial" w:hAnsi="Arial" w:cs="Arial"/>
+      <w:r>
+        <w:rPr>
+          <w:rFonts w:ascii="Arial" w:hAnsi="Arial"/>
           <w:color w:val="000000"/>
           <w:sz w:val="18"/>
           <w:highlight w:val="lightGray"/>
         </w:rPr>
         <w:t>Name_En</w:t>
       </w:r>
-      <w:proofErr w:type="spellEnd"/>
-      <w:r>
-        <w:rPr>
-          <w:rFonts w:ascii="Arial" w:eastAsia="Arial" w:hAnsi="Arial" w:cs="Arial"/>
+      <w:r>
+        <w:rPr>
+          <w:rFonts w:ascii="Arial" w:hAnsi="Arial"/>
           <w:color w:val="000000"/>
           <w:sz w:val="18"/>
           <w:highlight w:val="lightGray"/>
@@ -1262,7 +1490,7 @@
       </w:r>
       <w:r>
         <w:rPr>
-          <w:rFonts w:ascii="Arial" w:eastAsia="Arial" w:hAnsi="Arial" w:cs="Arial"/>
+          <w:rFonts w:ascii="Arial" w:hAnsi="Arial"/>
           <w:b/>
           <w:color w:val="000000"/>
           <w:sz w:val="18"/>
@@ -1272,54 +1500,102 @@
       </w:r>
       <w:r>
         <w:rPr>
-          <w:rFonts w:ascii="Arial" w:eastAsia="Arial" w:hAnsi="Arial" w:cs="Arial"/>
+          <w:rFonts w:ascii="Arial" w:hAnsi="Arial"/>
           <w:color w:val="000000"/>
           <w:sz w:val="18"/>
           <w:highlight w:val="lightGray"/>
         </w:rPr>
         <w:t xml:space="preserve"> [</w:t>
       </w:r>
-      <w:proofErr w:type="spellStart"/>
-      <w:r>
-        <w:rPr>
-          <w:rFonts w:ascii="Arial" w:eastAsia="Arial" w:hAnsi="Arial" w:cs="Arial"/>
-          <w:color w:val="000000"/>
-          <w:sz w:val="18"/>
-          <w:highlight w:val="lightGray"/>
-        </w:rPr>
-        <w:t>Chatgpt</w:t>
-      </w:r>
-      <w:proofErr w:type="spellEnd"/>
-      <w:r>
-        <w:rPr>
-          <w:rFonts w:ascii="Arial" w:eastAsia="Arial" w:hAnsi="Arial" w:cs="Arial"/>
-          <w:color w:val="000000"/>
-          <w:sz w:val="18"/>
-          <w:highlight w:val="lightGray"/>
-        </w:rPr>
-        <w:t xml:space="preserve"> (GPT</w:t>
-      </w:r>
-      <w:r>
-        <w:rPr>
-          <w:rFonts w:ascii="Cambria Math" w:eastAsia="Cambria Math" w:hAnsi="Cambria Math" w:cs="Cambria Math"/>
-          <w:color w:val="000000"/>
-          <w:sz w:val="18"/>
-          <w:highlight w:val="lightGray"/>
-        </w:rPr>
-        <w:t>‑</w:t>
-      </w:r>
-      <w:r>
-        <w:rPr>
-          <w:rFonts w:ascii="Arial" w:eastAsia="Arial" w:hAnsi="Arial" w:cs="Arial"/>
-          <w:color w:val="000000"/>
-          <w:sz w:val="18"/>
-          <w:highlight w:val="lightGray"/>
-        </w:rPr>
-        <w:t xml:space="preserve">5 Mini)] </w:t>
-      </w:r>
-      <w:r>
-        <w:rPr>
-          <w:rFonts w:ascii="Arial" w:eastAsia="Arial" w:hAnsi="Arial" w:cs="Arial"/>
+      <w:r>
+        <w:rPr>
+          <w:rFonts w:ascii="Arial" w:hAnsi="Arial" w:eastAsia="Arial" w:cs="Arial"/>
+          <w:b w:val="0"/>
+          <w:i w:val="0"/>
+          <w:color w:val="000000"/>
+          <w:sz w:val="18"/>
+          <w:highlight w:val="lightGray"/>
+        </w:rPr>
+        <w:t>C</w:t>
+      </w:r>
+      <w:r>
+        <w:rPr>
+          <w:rFonts w:ascii="Arial" w:hAnsi="Arial" w:eastAsia="Arial" w:cs="Arial"/>
+          <w:b w:val="0"/>
+          <w:i w:val="0"/>
+          <w:color w:val="000000"/>
+          <w:sz w:val="18"/>
+          <w:highlight w:val="lightGray"/>
+        </w:rPr>
+        <w:t>h</w:t>
+      </w:r>
+      <w:r>
+        <w:rPr>
+          <w:rFonts w:ascii="Arial" w:hAnsi="Arial" w:eastAsia="Arial" w:cs="Arial"/>
+          <w:b w:val="0"/>
+          <w:i w:val="0"/>
+          <w:color w:val="000000"/>
+          <w:sz w:val="18"/>
+          <w:highlight w:val="lightGray"/>
+        </w:rPr>
+        <w:t>a</w:t>
+      </w:r>
+      <w:r>
+        <w:rPr>
+          <w:rFonts w:ascii="Arial" w:hAnsi="Arial" w:eastAsia="Arial" w:cs="Arial"/>
+          <w:b w:val="0"/>
+          <w:i w:val="0"/>
+          <w:color w:val="000000"/>
+          <w:sz w:val="18"/>
+          <w:highlight w:val="lightGray"/>
+        </w:rPr>
+        <w:t>t</w:t>
+      </w:r>
+      <w:r>
+        <w:rPr>
+          <w:rFonts w:ascii="Arial" w:hAnsi="Arial" w:eastAsia="Arial" w:cs="Arial"/>
+          <w:b w:val="0"/>
+          <w:i w:val="0"/>
+          <w:color w:val="000000"/>
+          <w:sz w:val="18"/>
+          <w:highlight w:val="lightGray"/>
+        </w:rPr>
+        <w:t>G</w:t>
+      </w:r>
+      <w:r>
+        <w:rPr>
+          <w:rFonts w:ascii="Arial" w:hAnsi="Arial" w:eastAsia="Arial" w:cs="Arial"/>
+          <w:b w:val="0"/>
+          <w:i w:val="0"/>
+          <w:color w:val="000000"/>
+          <w:sz w:val="18"/>
+          <w:highlight w:val="lightGray"/>
+        </w:rPr>
+        <w:t>P</w:t>
+      </w:r>
+      <w:r>
+        <w:rPr>
+          <w:rFonts w:ascii="Arial" w:hAnsi="Arial" w:eastAsia="Arial" w:cs="Arial"/>
+          <w:b w:val="0"/>
+          <w:i w:val="0"/>
+          <w:color w:val="000000"/>
+          <w:sz w:val="18"/>
+          <w:highlight w:val="lightGray"/>
+        </w:rPr>
+        <w:t>T</w:t>
+      </w:r>
+      <w:r>
+        <w:rPr>
+          <w:rFonts w:ascii="Arial" w:hAnsi="Arial"/>
+          <w:color w:val="000000"/>
+          <w:sz w:val="18"/>
+          <w:highlight w:val="lightGray"/>
+        </w:rPr>
+        <w:t xml:space="preserve">] </w:t>
+      </w:r>
+      <w:r>
+        <w:rPr>
+          <w:rFonts w:ascii="Arial" w:hAnsi="Arial"/>
           <w:b/>
           <w:color w:val="000000"/>
           <w:sz w:val="18"/>
@@ -1329,7 +1605,7 @@
       </w:r>
       <w:r>
         <w:rPr>
-          <w:rFonts w:ascii="Arial" w:eastAsia="Arial" w:hAnsi="Arial" w:cs="Arial"/>
+          <w:rFonts w:ascii="Arial" w:hAnsi="Arial"/>
           <w:color w:val="000000"/>
           <w:sz w:val="18"/>
           <w:highlight w:val="lightGray"/>
@@ -1398,7 +1674,7 @@
     <w:p>
       <w:r>
         <w:rPr>
-          <w:rFonts w:ascii="Arial" w:eastAsia="Arial" w:hAnsi="Arial" w:cs="Arial"/>
+          <w:rFonts w:ascii="Arial" w:hAnsi="Arial"/>
           <w:b/>
           <w:color w:val="000000"/>
           <w:sz w:val="18"/>
@@ -1408,27 +1684,25 @@
       </w:r>
       <w:r>
         <w:rPr>
-          <w:rFonts w:ascii="Arial" w:eastAsia="Arial" w:hAnsi="Arial" w:cs="Arial"/>
+          <w:rFonts w:ascii="Arial" w:hAnsi="Arial"/>
           <w:color w:val="000000"/>
           <w:sz w:val="18"/>
           <w:highlight w:val="lightGray"/>
         </w:rPr>
         <w:t xml:space="preserve">: Persons Table -&gt; ID Column: 1, </w:t>
       </w:r>
-      <w:proofErr w:type="spellStart"/>
-      <w:r>
-        <w:rPr>
-          <w:rFonts w:ascii="Arial" w:eastAsia="Arial" w:hAnsi="Arial" w:cs="Arial"/>
+      <w:r>
+        <w:rPr>
+          <w:rFonts w:ascii="Arial" w:hAnsi="Arial"/>
           <w:color w:val="000000"/>
           <w:sz w:val="18"/>
           <w:highlight w:val="lightGray"/>
         </w:rPr>
         <w:t>Name_En</w:t>
       </w:r>
-      <w:proofErr w:type="spellEnd"/>
-      <w:r>
-        <w:rPr>
-          <w:rFonts w:ascii="Arial" w:eastAsia="Arial" w:hAnsi="Arial" w:cs="Arial"/>
+      <w:r>
+        <w:rPr>
+          <w:rFonts w:ascii="Arial" w:hAnsi="Arial"/>
           <w:color w:val="000000"/>
           <w:sz w:val="18"/>
           <w:highlight w:val="lightGray"/>
@@ -1437,7 +1711,7 @@
       </w:r>
       <w:r>
         <w:rPr>
-          <w:rFonts w:ascii="Arial" w:eastAsia="Arial" w:hAnsi="Arial" w:cs="Arial"/>
+          <w:rFonts w:ascii="Arial" w:hAnsi="Arial"/>
           <w:b/>
           <w:color w:val="000000"/>
           <w:sz w:val="18"/>
@@ -1447,54 +1721,102 @@
       </w:r>
       <w:r>
         <w:rPr>
-          <w:rFonts w:ascii="Arial" w:eastAsia="Arial" w:hAnsi="Arial" w:cs="Arial"/>
+          <w:rFonts w:ascii="Arial" w:hAnsi="Arial"/>
           <w:color w:val="000000"/>
           <w:sz w:val="18"/>
           <w:highlight w:val="lightGray"/>
         </w:rPr>
         <w:t xml:space="preserve"> [</w:t>
       </w:r>
-      <w:proofErr w:type="spellStart"/>
-      <w:r>
-        <w:rPr>
-          <w:rFonts w:ascii="Arial" w:eastAsia="Arial" w:hAnsi="Arial" w:cs="Arial"/>
-          <w:color w:val="000000"/>
-          <w:sz w:val="18"/>
-          <w:highlight w:val="lightGray"/>
-        </w:rPr>
-        <w:t>Chatgpt</w:t>
-      </w:r>
-      <w:proofErr w:type="spellEnd"/>
-      <w:r>
-        <w:rPr>
-          <w:rFonts w:ascii="Arial" w:eastAsia="Arial" w:hAnsi="Arial" w:cs="Arial"/>
-          <w:color w:val="000000"/>
-          <w:sz w:val="18"/>
-          <w:highlight w:val="lightGray"/>
-        </w:rPr>
-        <w:t xml:space="preserve"> (GPT</w:t>
-      </w:r>
-      <w:r>
-        <w:rPr>
-          <w:rFonts w:ascii="Cambria Math" w:eastAsia="Cambria Math" w:hAnsi="Cambria Math" w:cs="Cambria Math"/>
-          <w:color w:val="000000"/>
-          <w:sz w:val="18"/>
-          <w:highlight w:val="lightGray"/>
-        </w:rPr>
-        <w:t>‑</w:t>
-      </w:r>
-      <w:r>
-        <w:rPr>
-          <w:rFonts w:ascii="Arial" w:eastAsia="Arial" w:hAnsi="Arial" w:cs="Arial"/>
-          <w:color w:val="000000"/>
-          <w:sz w:val="18"/>
-          <w:highlight w:val="lightGray"/>
-        </w:rPr>
-        <w:t xml:space="preserve">5 Mini)] </w:t>
-      </w:r>
-      <w:r>
-        <w:rPr>
-          <w:rFonts w:ascii="Arial" w:eastAsia="Arial" w:hAnsi="Arial" w:cs="Arial"/>
+      <w:r>
+        <w:rPr>
+          <w:rFonts w:ascii="Arial" w:hAnsi="Arial" w:eastAsia="Arial" w:cs="Arial"/>
+          <w:b w:val="0"/>
+          <w:i w:val="0"/>
+          <w:color w:val="000000"/>
+          <w:sz w:val="18"/>
+          <w:highlight w:val="lightGray"/>
+        </w:rPr>
+        <w:t>C</w:t>
+      </w:r>
+      <w:r>
+        <w:rPr>
+          <w:rFonts w:ascii="Arial" w:hAnsi="Arial" w:eastAsia="Arial" w:cs="Arial"/>
+          <w:b w:val="0"/>
+          <w:i w:val="0"/>
+          <w:color w:val="000000"/>
+          <w:sz w:val="18"/>
+          <w:highlight w:val="lightGray"/>
+        </w:rPr>
+        <w:t>h</w:t>
+      </w:r>
+      <w:r>
+        <w:rPr>
+          <w:rFonts w:ascii="Arial" w:hAnsi="Arial" w:eastAsia="Arial" w:cs="Arial"/>
+          <w:b w:val="0"/>
+          <w:i w:val="0"/>
+          <w:color w:val="000000"/>
+          <w:sz w:val="18"/>
+          <w:highlight w:val="lightGray"/>
+        </w:rPr>
+        <w:t>a</w:t>
+      </w:r>
+      <w:r>
+        <w:rPr>
+          <w:rFonts w:ascii="Arial" w:hAnsi="Arial" w:eastAsia="Arial" w:cs="Arial"/>
+          <w:b w:val="0"/>
+          <w:i w:val="0"/>
+          <w:color w:val="000000"/>
+          <w:sz w:val="18"/>
+          <w:highlight w:val="lightGray"/>
+        </w:rPr>
+        <w:t>t</w:t>
+      </w:r>
+      <w:r>
+        <w:rPr>
+          <w:rFonts w:ascii="Arial" w:hAnsi="Arial" w:eastAsia="Arial" w:cs="Arial"/>
+          <w:b w:val="0"/>
+          <w:i w:val="0"/>
+          <w:color w:val="000000"/>
+          <w:sz w:val="18"/>
+          <w:highlight w:val="lightGray"/>
+        </w:rPr>
+        <w:t>G</w:t>
+      </w:r>
+      <w:r>
+        <w:rPr>
+          <w:rFonts w:ascii="Arial" w:hAnsi="Arial" w:eastAsia="Arial" w:cs="Arial"/>
+          <w:b w:val="0"/>
+          <w:i w:val="0"/>
+          <w:color w:val="000000"/>
+          <w:sz w:val="18"/>
+          <w:highlight w:val="lightGray"/>
+        </w:rPr>
+        <w:t>P</w:t>
+      </w:r>
+      <w:r>
+        <w:rPr>
+          <w:rFonts w:ascii="Arial" w:hAnsi="Arial" w:eastAsia="Arial" w:cs="Arial"/>
+          <w:b w:val="0"/>
+          <w:i w:val="0"/>
+          <w:color w:val="000000"/>
+          <w:sz w:val="18"/>
+          <w:highlight w:val="lightGray"/>
+        </w:rPr>
+        <w:t>T</w:t>
+      </w:r>
+      <w:r>
+        <w:rPr>
+          <w:rFonts w:ascii="Arial" w:hAnsi="Arial"/>
+          <w:color w:val="000000"/>
+          <w:sz w:val="18"/>
+          <w:highlight w:val="lightGray"/>
+        </w:rPr>
+        <w:t xml:space="preserve">] </w:t>
+      </w:r>
+      <w:r>
+        <w:rPr>
+          <w:rFonts w:ascii="Arial" w:hAnsi="Arial"/>
           <w:b/>
           <w:color w:val="000000"/>
           <w:sz w:val="18"/>
@@ -1504,7 +1826,7 @@
       </w:r>
       <w:r>
         <w:rPr>
-          <w:rFonts w:ascii="Arial" w:eastAsia="Arial" w:hAnsi="Arial" w:cs="Arial"/>
+          <w:rFonts w:ascii="Arial" w:hAnsi="Arial"/>
           <w:color w:val="000000"/>
           <w:sz w:val="18"/>
           <w:highlight w:val="lightGray"/>
@@ -1565,7 +1887,7 @@
     <w:p>
       <w:r>
         <w:rPr>
-          <w:rFonts w:ascii="Arial" w:eastAsia="Arial" w:hAnsi="Arial" w:cs="Arial"/>
+          <w:rFonts w:ascii="Arial" w:hAnsi="Arial"/>
           <w:b/>
           <w:color w:val="000000"/>
           <w:sz w:val="18"/>
@@ -1575,27 +1897,25 @@
       </w:r>
       <w:r>
         <w:rPr>
-          <w:rFonts w:ascii="Arial" w:eastAsia="Arial" w:hAnsi="Arial" w:cs="Arial"/>
+          <w:rFonts w:ascii="Arial" w:hAnsi="Arial"/>
           <w:color w:val="000000"/>
           <w:sz w:val="18"/>
           <w:highlight w:val="lightGray"/>
         </w:rPr>
         <w:t xml:space="preserve">: Persons Table -&gt; ID Column: 1, </w:t>
       </w:r>
-      <w:proofErr w:type="spellStart"/>
-      <w:r>
-        <w:rPr>
-          <w:rFonts w:ascii="Arial" w:eastAsia="Arial" w:hAnsi="Arial" w:cs="Arial"/>
+      <w:r>
+        <w:rPr>
+          <w:rFonts w:ascii="Arial" w:hAnsi="Arial"/>
           <w:color w:val="000000"/>
           <w:sz w:val="18"/>
           <w:highlight w:val="lightGray"/>
         </w:rPr>
         <w:t>Name_En</w:t>
       </w:r>
-      <w:proofErr w:type="spellEnd"/>
-      <w:r>
-        <w:rPr>
-          <w:rFonts w:ascii="Arial" w:eastAsia="Arial" w:hAnsi="Arial" w:cs="Arial"/>
+      <w:r>
+        <w:rPr>
+          <w:rFonts w:ascii="Arial" w:hAnsi="Arial"/>
           <w:color w:val="000000"/>
           <w:sz w:val="18"/>
           <w:highlight w:val="lightGray"/>
@@ -1604,7 +1924,7 @@
       </w:r>
       <w:r>
         <w:rPr>
-          <w:rFonts w:ascii="Arial" w:eastAsia="Arial" w:hAnsi="Arial" w:cs="Arial"/>
+          <w:rFonts w:ascii="Arial" w:hAnsi="Arial"/>
           <w:b/>
           <w:color w:val="000000"/>
           <w:sz w:val="18"/>
@@ -1614,54 +1934,102 @@
       </w:r>
       <w:r>
         <w:rPr>
-          <w:rFonts w:ascii="Arial" w:eastAsia="Arial" w:hAnsi="Arial" w:cs="Arial"/>
+          <w:rFonts w:ascii="Arial" w:hAnsi="Arial"/>
           <w:color w:val="000000"/>
           <w:sz w:val="18"/>
           <w:highlight w:val="lightGray"/>
         </w:rPr>
         <w:t xml:space="preserve"> [</w:t>
       </w:r>
-      <w:proofErr w:type="spellStart"/>
-      <w:r>
-        <w:rPr>
-          <w:rFonts w:ascii="Arial" w:eastAsia="Arial" w:hAnsi="Arial" w:cs="Arial"/>
-          <w:color w:val="000000"/>
-          <w:sz w:val="18"/>
-          <w:highlight w:val="lightGray"/>
-        </w:rPr>
-        <w:t>Chatgpt</w:t>
-      </w:r>
-      <w:proofErr w:type="spellEnd"/>
-      <w:r>
-        <w:rPr>
-          <w:rFonts w:ascii="Arial" w:eastAsia="Arial" w:hAnsi="Arial" w:cs="Arial"/>
-          <w:color w:val="000000"/>
-          <w:sz w:val="18"/>
-          <w:highlight w:val="lightGray"/>
-        </w:rPr>
-        <w:t xml:space="preserve"> (GPT</w:t>
-      </w:r>
-      <w:r>
-        <w:rPr>
-          <w:rFonts w:ascii="Cambria Math" w:eastAsia="Cambria Math" w:hAnsi="Cambria Math" w:cs="Cambria Math"/>
-          <w:color w:val="000000"/>
-          <w:sz w:val="18"/>
-          <w:highlight w:val="lightGray"/>
-        </w:rPr>
-        <w:t>‑</w:t>
-      </w:r>
-      <w:r>
-        <w:rPr>
-          <w:rFonts w:ascii="Arial" w:eastAsia="Arial" w:hAnsi="Arial" w:cs="Arial"/>
-          <w:color w:val="000000"/>
-          <w:sz w:val="18"/>
-          <w:highlight w:val="lightGray"/>
-        </w:rPr>
-        <w:t xml:space="preserve">5 Mini)] </w:t>
-      </w:r>
-      <w:r>
-        <w:rPr>
-          <w:rFonts w:ascii="Arial" w:eastAsia="Arial" w:hAnsi="Arial" w:cs="Arial"/>
+      <w:r>
+        <w:rPr>
+          <w:rFonts w:ascii="Arial" w:hAnsi="Arial" w:eastAsia="Arial" w:cs="Arial"/>
+          <w:b w:val="0"/>
+          <w:i w:val="0"/>
+          <w:color w:val="000000"/>
+          <w:sz w:val="18"/>
+          <w:highlight w:val="lightGray"/>
+        </w:rPr>
+        <w:t>C</w:t>
+      </w:r>
+      <w:r>
+        <w:rPr>
+          <w:rFonts w:ascii="Arial" w:hAnsi="Arial" w:eastAsia="Arial" w:cs="Arial"/>
+          <w:b w:val="0"/>
+          <w:i w:val="0"/>
+          <w:color w:val="000000"/>
+          <w:sz w:val="18"/>
+          <w:highlight w:val="lightGray"/>
+        </w:rPr>
+        <w:t>h</w:t>
+      </w:r>
+      <w:r>
+        <w:rPr>
+          <w:rFonts w:ascii="Arial" w:hAnsi="Arial" w:eastAsia="Arial" w:cs="Arial"/>
+          <w:b w:val="0"/>
+          <w:i w:val="0"/>
+          <w:color w:val="000000"/>
+          <w:sz w:val="18"/>
+          <w:highlight w:val="lightGray"/>
+        </w:rPr>
+        <w:t>a</w:t>
+      </w:r>
+      <w:r>
+        <w:rPr>
+          <w:rFonts w:ascii="Arial" w:hAnsi="Arial" w:eastAsia="Arial" w:cs="Arial"/>
+          <w:b w:val="0"/>
+          <w:i w:val="0"/>
+          <w:color w:val="000000"/>
+          <w:sz w:val="18"/>
+          <w:highlight w:val="lightGray"/>
+        </w:rPr>
+        <w:t>t</w:t>
+      </w:r>
+      <w:r>
+        <w:rPr>
+          <w:rFonts w:ascii="Arial" w:hAnsi="Arial" w:eastAsia="Arial" w:cs="Arial"/>
+          <w:b w:val="0"/>
+          <w:i w:val="0"/>
+          <w:color w:val="000000"/>
+          <w:sz w:val="18"/>
+          <w:highlight w:val="lightGray"/>
+        </w:rPr>
+        <w:t>G</w:t>
+      </w:r>
+      <w:r>
+        <w:rPr>
+          <w:rFonts w:ascii="Arial" w:hAnsi="Arial" w:eastAsia="Arial" w:cs="Arial"/>
+          <w:b w:val="0"/>
+          <w:i w:val="0"/>
+          <w:color w:val="000000"/>
+          <w:sz w:val="18"/>
+          <w:highlight w:val="lightGray"/>
+        </w:rPr>
+        <w:t>P</w:t>
+      </w:r>
+      <w:r>
+        <w:rPr>
+          <w:rFonts w:ascii="Arial" w:hAnsi="Arial" w:eastAsia="Arial" w:cs="Arial"/>
+          <w:b w:val="0"/>
+          <w:i w:val="0"/>
+          <w:color w:val="000000"/>
+          <w:sz w:val="18"/>
+          <w:highlight w:val="lightGray"/>
+        </w:rPr>
+        <w:t>T</w:t>
+      </w:r>
+      <w:r>
+        <w:rPr>
+          <w:rFonts w:ascii="Arial" w:hAnsi="Arial"/>
+          <w:color w:val="000000"/>
+          <w:sz w:val="18"/>
+          <w:highlight w:val="lightGray"/>
+        </w:rPr>
+        <w:t xml:space="preserve">] </w:t>
+      </w:r>
+      <w:r>
+        <w:rPr>
+          <w:rFonts w:ascii="Arial" w:hAnsi="Arial"/>
           <w:b/>
           <w:color w:val="000000"/>
           <w:sz w:val="18"/>
@@ -1671,7 +2039,7 @@
       </w:r>
       <w:r>
         <w:rPr>
-          <w:rFonts w:ascii="Arial" w:eastAsia="Arial" w:hAnsi="Arial" w:cs="Arial"/>
+          <w:rFonts w:ascii="Arial" w:hAnsi="Arial"/>
           <w:color w:val="000000"/>
           <w:sz w:val="18"/>
           <w:highlight w:val="lightGray"/>
